--- a/nrz_l/docs/documentacao_projeto.docx
+++ b/nrz_l/docs/documentacao_projeto.docx
@@ -31,6 +31,20 @@
         </w:rPr>
         <w:t>Documentação Técnica — Modulação Unipolar NRZ-L em VHDL</w:t>
       </w:r>
+    </w:p>
+    <w:p>
+      <w:pPr>
+        <w:spacing w:before="100" w:beforeAutospacing="1" w:after="100" w:afterAutospacing="1" w:line="240" w:lineRule="auto"/>
+        <w:outlineLvl w:val="1"/>
+        <w:rPr>
+          <w:rFonts w:ascii="Arial" w:eastAsia="Times New Roman" w:hAnsi="Arial" w:cs="Arial"/>
+          <w:b/>
+          <w:bCs/>
+          <w:kern w:val="0"/>
+          <w:lang w:eastAsia="pt-BR"/>
+          <w14:ligatures w14:val="none"/>
+        </w:rPr>
+      </w:pPr>
     </w:p>
     <w:p>
       <w:pPr>
@@ -473,224 +487,9 @@
           <w:lang w:eastAsia="pt-BR"/>
           <w14:ligatures w14:val="none"/>
         </w:rPr>
-        <w:t>2. Diagrama de Blocos</w:t>
-      </w:r>
-    </w:p>
-    <w:p>
-      <w:pPr>
-        <w:spacing w:before="100" w:beforeAutospacing="1" w:after="100" w:afterAutospacing="1" w:line="240" w:lineRule="auto"/>
-        <w:rPr>
-          <w:rFonts w:ascii="Arial" w:eastAsia="Times New Roman" w:hAnsi="Arial" w:cs="Arial"/>
-          <w:kern w:val="0"/>
-          <w:lang w:eastAsia="pt-BR"/>
-          <w14:ligatures w14:val="none"/>
-        </w:rPr>
-      </w:pPr>
-      <w:r>
-        <w:rPr>
-          <w:rFonts w:ascii="Arial" w:eastAsia="Times New Roman" w:hAnsi="Arial" w:cs="Arial"/>
-          <w:kern w:val="0"/>
-          <w:lang w:eastAsia="pt-BR"/>
-          <w14:ligatures w14:val="none"/>
-        </w:rPr>
-        <w:t>O circuito é composto pelos seguintes blocos principais:</w:t>
-      </w:r>
-    </w:p>
-    <w:p>
-      <w:pPr>
-        <w:spacing w:before="100" w:beforeAutospacing="1" w:after="100" w:afterAutospacing="1" w:line="240" w:lineRule="auto"/>
-        <w:rPr>
-          <w:rFonts w:ascii="Arial" w:eastAsia="Times New Roman" w:hAnsi="Arial" w:cs="Arial"/>
-          <w:kern w:val="0"/>
-          <w:lang w:eastAsia="pt-BR"/>
-          <w14:ligatures w14:val="none"/>
-        </w:rPr>
-      </w:pPr>
-      <w:r>
-        <w:rPr>
-          <w:rFonts w:ascii="Arial" w:eastAsia="Times New Roman" w:hAnsi="Arial" w:cs="Arial"/>
-          <w:kern w:val="0"/>
-          <w:lang w:eastAsia="pt-BR"/>
-          <w14:ligatures w14:val="none"/>
-        </w:rPr>
-        <w:t>[diagrama de blocos]</w:t>
-      </w:r>
-    </w:p>
-    <w:p>
-      <w:pPr>
-        <w:spacing w:before="100" w:beforeAutospacing="1" w:after="100" w:afterAutospacing="1" w:line="240" w:lineRule="auto"/>
-        <w:rPr>
-          <w:rFonts w:ascii="Arial" w:eastAsia="Times New Roman" w:hAnsi="Arial" w:cs="Arial"/>
-          <w:kern w:val="0"/>
-          <w:lang w:eastAsia="pt-BR"/>
-          <w14:ligatures w14:val="none"/>
-        </w:rPr>
-      </w:pPr>
-      <w:r>
-        <w:rPr>
-          <w:rFonts w:ascii="Arial" w:eastAsia="Times New Roman" w:hAnsi="Arial" w:cs="Arial"/>
-          <w:kern w:val="0"/>
-          <w:lang w:eastAsia="pt-BR"/>
-          <w14:ligatures w14:val="none"/>
-        </w:rPr>
-        <w:t>Descrição dos blocos:</w:t>
-      </w:r>
-    </w:p>
-    <w:p>
-      <w:pPr>
-        <w:numPr>
-          <w:ilvl w:val="0"/>
-          <w:numId w:val="1"/>
-        </w:numPr>
-        <w:spacing w:before="100" w:beforeAutospacing="1" w:after="100" w:afterAutospacing="1" w:line="240" w:lineRule="auto"/>
-        <w:rPr>
-          <w:rFonts w:ascii="Arial" w:eastAsia="Times New Roman" w:hAnsi="Arial" w:cs="Arial"/>
-          <w:kern w:val="0"/>
-          <w:lang w:eastAsia="pt-BR"/>
-          <w14:ligatures w14:val="none"/>
-        </w:rPr>
-      </w:pPr>
-      <w:r>
-        <w:rPr>
-          <w:rFonts w:ascii="Arial" w:eastAsia="Times New Roman" w:hAnsi="Arial" w:cs="Arial"/>
-          <w:b/>
-          <w:bCs/>
-          <w:kern w:val="0"/>
-          <w:lang w:eastAsia="pt-BR"/>
-          <w14:ligatures w14:val="none"/>
-        </w:rPr>
-        <w:t>Controle Temporal:</w:t>
-      </w:r>
-      <w:r>
-        <w:rPr>
-          <w:rFonts w:ascii="Arial" w:eastAsia="Times New Roman" w:hAnsi="Arial" w:cs="Arial"/>
-          <w:kern w:val="0"/>
-          <w:lang w:eastAsia="pt-BR"/>
-          <w14:ligatures w14:val="none"/>
-        </w:rPr>
-        <w:t xml:space="preserve"> determina quanto tempo cada bit permanece ativo na saída.</w:t>
-      </w:r>
-    </w:p>
-    <w:p>
-      <w:pPr>
-        <w:numPr>
-          <w:ilvl w:val="0"/>
-          <w:numId w:val="1"/>
-        </w:numPr>
-        <w:spacing w:before="100" w:beforeAutospacing="1" w:after="100" w:afterAutospacing="1" w:line="240" w:lineRule="auto"/>
-        <w:rPr>
-          <w:rFonts w:ascii="Arial" w:eastAsia="Times New Roman" w:hAnsi="Arial" w:cs="Arial"/>
-          <w:kern w:val="0"/>
-          <w:lang w:eastAsia="pt-BR"/>
-          <w14:ligatures w14:val="none"/>
-        </w:rPr>
-      </w:pPr>
-      <w:r>
-        <w:rPr>
-          <w:rFonts w:ascii="Arial" w:eastAsia="Times New Roman" w:hAnsi="Arial" w:cs="Arial"/>
-          <w:b/>
-          <w:bCs/>
-          <w:kern w:val="0"/>
-          <w:lang w:eastAsia="pt-BR"/>
-          <w14:ligatures w14:val="none"/>
-        </w:rPr>
-        <w:t>Registrador de Dados:</w:t>
-      </w:r>
-      <w:r>
-        <w:rPr>
-          <w:rFonts w:ascii="Arial" w:eastAsia="Times New Roman" w:hAnsi="Arial" w:cs="Arial"/>
-          <w:kern w:val="0"/>
-          <w:lang w:eastAsia="pt-BR"/>
-          <w14:ligatures w14:val="none"/>
-        </w:rPr>
-        <w:t xml:space="preserve"> armazena o vetor capturado dos switches no instante do acionamento do botão.</w:t>
-      </w:r>
-    </w:p>
-    <w:p>
-      <w:pPr>
-        <w:numPr>
-          <w:ilvl w:val="0"/>
-          <w:numId w:val="1"/>
-        </w:numPr>
-        <w:spacing w:before="100" w:beforeAutospacing="1" w:after="100" w:afterAutospacing="1" w:line="240" w:lineRule="auto"/>
-        <w:rPr>
-          <w:rFonts w:ascii="Arial" w:eastAsia="Times New Roman" w:hAnsi="Arial" w:cs="Arial"/>
-          <w:kern w:val="0"/>
-          <w:lang w:eastAsia="pt-BR"/>
-          <w14:ligatures w14:val="none"/>
-        </w:rPr>
-      </w:pPr>
-      <w:r>
-        <w:rPr>
-          <w:rFonts w:ascii="Arial" w:eastAsia="Times New Roman" w:hAnsi="Arial" w:cs="Arial"/>
-          <w:b/>
-          <w:bCs/>
-          <w:kern w:val="0"/>
-          <w:lang w:eastAsia="pt-BR"/>
-          <w14:ligatures w14:val="none"/>
-        </w:rPr>
-        <w:t>Lógica NRZ-L:</w:t>
-      </w:r>
-      <w:r>
-        <w:rPr>
-          <w:rFonts w:ascii="Arial" w:eastAsia="Times New Roman" w:hAnsi="Arial" w:cs="Arial"/>
-          <w:kern w:val="0"/>
-          <w:lang w:eastAsia="pt-BR"/>
-          <w14:ligatures w14:val="none"/>
-        </w:rPr>
-        <w:t xml:space="preserve"> seleciona o bit atual e o envia diretamente para a saída serial.</w:t>
-      </w:r>
-    </w:p>
-    <w:p>
-      <w:pPr>
-        <w:numPr>
-          <w:ilvl w:val="0"/>
-          <w:numId w:val="1"/>
-        </w:numPr>
-        <w:spacing w:before="100" w:beforeAutospacing="1" w:after="100" w:afterAutospacing="1" w:line="240" w:lineRule="auto"/>
-        <w:rPr>
-          <w:rFonts w:ascii="Arial" w:eastAsia="Times New Roman" w:hAnsi="Arial" w:cs="Arial"/>
-          <w:kern w:val="0"/>
-          <w:lang w:eastAsia="pt-BR"/>
-          <w14:ligatures w14:val="none"/>
-        </w:rPr>
-      </w:pPr>
-      <w:r>
-        <w:rPr>
-          <w:rFonts w:ascii="Arial" w:eastAsia="Times New Roman" w:hAnsi="Arial" w:cs="Arial"/>
-          <w:b/>
-          <w:bCs/>
-          <w:kern w:val="0"/>
-          <w:lang w:eastAsia="pt-BR"/>
-          <w14:ligatures w14:val="none"/>
-        </w:rPr>
-        <w:t>LEDs:</w:t>
-      </w:r>
-      <w:r>
-        <w:rPr>
-          <w:rFonts w:ascii="Arial" w:eastAsia="Times New Roman" w:hAnsi="Arial" w:cs="Arial"/>
-          <w:kern w:val="0"/>
-          <w:lang w:eastAsia="pt-BR"/>
-          <w14:ligatures w14:val="none"/>
-        </w:rPr>
-        <w:t xml:space="preserve"> exibem o vetor armazenado para facilitar testes e depuração.</w:t>
-      </w:r>
-    </w:p>
-    <w:p>
-      <w:pPr>
-        <w:spacing w:after="0" w:line="240" w:lineRule="auto"/>
-        <w:rPr>
-          <w:rFonts w:ascii="Arial" w:eastAsia="Times New Roman" w:hAnsi="Arial" w:cs="Arial"/>
-          <w:kern w:val="0"/>
-          <w:lang w:eastAsia="pt-BR"/>
-          <w14:ligatures w14:val="none"/>
-        </w:rPr>
-      </w:pPr>
-    </w:p>
-    <w:p>
-      <w:pPr>
-        <w:spacing w:before="100" w:beforeAutospacing="1" w:after="100" w:afterAutospacing="1" w:line="240" w:lineRule="auto"/>
-        <w:outlineLvl w:val="0"/>
+        <w:t>2</w:t>
+      </w:r>
+      <w:r>
         <w:rPr>
           <w:rFonts w:ascii="Arial" w:eastAsia="Times New Roman" w:hAnsi="Arial" w:cs="Arial"/>
           <w:b/>
@@ -699,17 +498,7 @@
           <w:lang w:eastAsia="pt-BR"/>
           <w14:ligatures w14:val="none"/>
         </w:rPr>
-      </w:pPr>
-      <w:r>
-        <w:rPr>
-          <w:rFonts w:ascii="Arial" w:eastAsia="Times New Roman" w:hAnsi="Arial" w:cs="Arial"/>
-          <w:b/>
-          <w:bCs/>
-          <w:kern w:val="36"/>
-          <w:lang w:eastAsia="pt-BR"/>
-          <w14:ligatures w14:val="none"/>
-        </w:rPr>
-        <w:t>3. Interface do Módulo</w:t>
+        <w:t>. Interface do Módulo</w:t>
       </w:r>
     </w:p>
     <w:p>
@@ -815,7 +604,6 @@
                 <w:lang w:eastAsia="pt-BR"/>
                 <w14:ligatures w14:val="none"/>
               </w:rPr>
-              <w:lastRenderedPageBreak/>
               <w:t>Porta</w:t>
             </w:r>
           </w:p>
@@ -845,18 +633,7 @@
                 <w:lang w:eastAsia="pt-BR"/>
                 <w14:ligatures w14:val="none"/>
               </w:rPr>
-              <w:t xml:space="preserve">                 </w:t>
-            </w:r>
-            <w:r>
-              <w:rPr>
-                <w:rFonts w:ascii="Arial" w:eastAsia="Times New Roman" w:hAnsi="Arial" w:cs="Arial"/>
-                <w:b/>
-                <w:bCs/>
-                <w:kern w:val="0"/>
-                <w:lang w:eastAsia="pt-BR"/>
-                <w14:ligatures w14:val="none"/>
-              </w:rPr>
-              <w:t>Tipo</w:t>
+              <w:t xml:space="preserve">                 Tipo</w:t>
             </w:r>
           </w:p>
         </w:tc>
@@ -1514,9 +1291,8 @@
           <w:lang w:eastAsia="pt-BR"/>
           <w14:ligatures w14:val="none"/>
         </w:rPr>
-        <w:t>4. Parâmetros Configuráveis (</w:t>
-      </w:r>
-      <w:proofErr w:type="spellStart"/>
+        <w:t>3</w:t>
+      </w:r>
       <w:r>
         <w:rPr>
           <w:rFonts w:ascii="Arial" w:eastAsia="Times New Roman" w:hAnsi="Arial" w:cs="Arial"/>
@@ -1526,9 +1302,9 @@
           <w:lang w:eastAsia="pt-BR"/>
           <w14:ligatures w14:val="none"/>
         </w:rPr>
-        <w:t>Generics</w:t>
-      </w:r>
-      <w:proofErr w:type="spellEnd"/>
+        <w:t>. Parâmetros Configuráveis (</w:t>
+      </w:r>
+      <w:proofErr w:type="spellStart"/>
       <w:r>
         <w:rPr>
           <w:rFonts w:ascii="Arial" w:eastAsia="Times New Roman" w:hAnsi="Arial" w:cs="Arial"/>
@@ -1538,6 +1314,18 @@
           <w:lang w:eastAsia="pt-BR"/>
           <w14:ligatures w14:val="none"/>
         </w:rPr>
+        <w:t>Generics</w:t>
+      </w:r>
+      <w:proofErr w:type="spellEnd"/>
+      <w:r>
+        <w:rPr>
+          <w:rFonts w:ascii="Arial" w:eastAsia="Times New Roman" w:hAnsi="Arial" w:cs="Arial"/>
+          <w:b/>
+          <w:bCs/>
+          <w:kern w:val="36"/>
+          <w:lang w:eastAsia="pt-BR"/>
+          <w14:ligatures w14:val="none"/>
+        </w:rPr>
         <w:t>)</w:t>
       </w:r>
     </w:p>
@@ -1558,6 +1346,7 @@
           <w:lang w:eastAsia="pt-BR"/>
           <w14:ligatures w14:val="none"/>
         </w:rPr>
+        <w:lastRenderedPageBreak/>
         <w:t xml:space="preserve">O projeto utiliza um </w:t>
       </w:r>
       <w:proofErr w:type="spellStart"/>
@@ -2007,7 +1796,18 @@
           <w:lang w:eastAsia="pt-BR"/>
           <w14:ligatures w14:val="none"/>
         </w:rPr>
-        <w:t>5. Funcionamento Interno</w:t>
+        <w:t>4</w:t>
+      </w:r>
+      <w:r>
+        <w:rPr>
+          <w:rFonts w:ascii="Arial" w:eastAsia="Times New Roman" w:hAnsi="Arial" w:cs="Arial"/>
+          <w:b/>
+          <w:bCs/>
+          <w:kern w:val="36"/>
+          <w:lang w:eastAsia="pt-BR"/>
+          <w14:ligatures w14:val="none"/>
+        </w:rPr>
+        <w:t>. Funcionamento Interno</w:t>
       </w:r>
     </w:p>
     <w:p>
@@ -2032,7 +1832,18 @@
           <w:lang w:eastAsia="pt-BR"/>
           <w14:ligatures w14:val="none"/>
         </w:rPr>
-        <w:t>5.1 Captura da sequência de bits</w:t>
+        <w:t>4</w:t>
+      </w:r>
+      <w:r>
+        <w:rPr>
+          <w:rFonts w:ascii="Arial" w:eastAsia="Times New Roman" w:hAnsi="Arial" w:cs="Arial"/>
+          <w:b/>
+          <w:bCs/>
+          <w:kern w:val="0"/>
+          <w:lang w:eastAsia="pt-BR"/>
+          <w14:ligatures w14:val="none"/>
+        </w:rPr>
+        <w:t>.1 Captura da sequência de bits</w:t>
       </w:r>
     </w:p>
     <w:p>
@@ -2121,25 +1932,14 @@
         </w:rPr>
         <w:t xml:space="preserve">. </w:t>
       </w:r>
-      <w:proofErr w:type="spellStart"/>
-      <w:r>
-        <w:rPr>
-          <w:rFonts w:ascii="Arial" w:eastAsia="Times New Roman" w:hAnsi="Arial" w:cs="Arial"/>
-          <w:kern w:val="0"/>
-          <w:lang w:eastAsia="pt-BR"/>
-          <w14:ligatures w14:val="none"/>
-        </w:rPr>
-        <w:t>Esse</w:t>
-      </w:r>
-      <w:proofErr w:type="spellEnd"/>
-      <w:r>
-        <w:rPr>
-          <w:rFonts w:ascii="Arial" w:eastAsia="Times New Roman" w:hAnsi="Arial" w:cs="Arial"/>
-          <w:kern w:val="0"/>
-          <w:lang w:eastAsia="pt-BR"/>
-          <w14:ligatures w14:val="none"/>
-        </w:rPr>
-        <w:t xml:space="preserve"> registrador mantém os dados estáveis durante toda a transmissão.</w:t>
+      <w:r>
+        <w:rPr>
+          <w:rFonts w:ascii="Arial" w:eastAsia="Times New Roman" w:hAnsi="Arial" w:cs="Arial"/>
+          <w:kern w:val="0"/>
+          <w:lang w:eastAsia="pt-BR"/>
+          <w14:ligatures w14:val="none"/>
+        </w:rPr>
+        <w:t>Esse registrador mantém os dados estáveis durante toda a transmissão.</w:t>
       </w:r>
     </w:p>
     <w:p>
@@ -2164,7 +1964,18 @@
           <w:lang w:eastAsia="pt-BR"/>
           <w14:ligatures w14:val="none"/>
         </w:rPr>
-        <w:t xml:space="preserve">5.2 </w:t>
+        <w:t>4</w:t>
+      </w:r>
+      <w:r>
+        <w:rPr>
+          <w:rFonts w:ascii="Arial" w:eastAsia="Times New Roman" w:hAnsi="Arial" w:cs="Arial"/>
+          <w:b/>
+          <w:bCs/>
+          <w:kern w:val="0"/>
+          <w:lang w:eastAsia="pt-BR"/>
+          <w14:ligatures w14:val="none"/>
+        </w:rPr>
+        <w:t xml:space="preserve">.2 </w:t>
       </w:r>
       <w:proofErr w:type="spellStart"/>
       <w:r>
@@ -2340,7 +2151,6 @@
           <w:lang w:eastAsia="pt-BR"/>
           <w14:ligatures w14:val="none"/>
         </w:rPr>
-        <w:lastRenderedPageBreak/>
         <w:t>detecção de borda (</w:t>
       </w:r>
       <w:proofErr w:type="spellStart"/>
@@ -2426,7 +2236,18 @@
           <w:lang w:eastAsia="pt-BR"/>
           <w14:ligatures w14:val="none"/>
         </w:rPr>
-        <w:t>5.3 Controle de transmissão</w:t>
+        <w:t>4</w:t>
+      </w:r>
+      <w:r>
+        <w:rPr>
+          <w:rFonts w:ascii="Arial" w:eastAsia="Times New Roman" w:hAnsi="Arial" w:cs="Arial"/>
+          <w:b/>
+          <w:bCs/>
+          <w:kern w:val="0"/>
+          <w:lang w:eastAsia="pt-BR"/>
+          <w14:ligatures w14:val="none"/>
+        </w:rPr>
+        <w:t>.3 Controle de transmissão</w:t>
       </w:r>
     </w:p>
     <w:p>
@@ -2796,6 +2617,7 @@
           <w:lang w:eastAsia="pt-BR"/>
           <w14:ligatures w14:val="none"/>
         </w:rPr>
+        <w:lastRenderedPageBreak/>
         <w:t>segundo acionamento: interrompe transmissão;</w:t>
       </w:r>
     </w:p>
@@ -2845,7 +2667,18 @@
           <w:lang w:eastAsia="pt-BR"/>
           <w14:ligatures w14:val="none"/>
         </w:rPr>
-        <w:t>5.4 Temporização dos bits</w:t>
+        <w:t>4</w:t>
+      </w:r>
+      <w:r>
+        <w:rPr>
+          <w:rFonts w:ascii="Arial" w:eastAsia="Times New Roman" w:hAnsi="Arial" w:cs="Arial"/>
+          <w:b/>
+          <w:bCs/>
+          <w:kern w:val="0"/>
+          <w:lang w:eastAsia="pt-BR"/>
+          <w14:ligatures w14:val="none"/>
+        </w:rPr>
+        <w:t>.4 Temporização dos bits</w:t>
       </w:r>
     </w:p>
     <w:p>
@@ -2896,25 +2729,14 @@
         </w:rPr>
         <w:t xml:space="preserve">. </w:t>
       </w:r>
-      <w:proofErr w:type="spellStart"/>
-      <w:r>
-        <w:rPr>
-          <w:rFonts w:ascii="Arial" w:eastAsia="Times New Roman" w:hAnsi="Arial" w:cs="Arial"/>
-          <w:kern w:val="0"/>
-          <w:lang w:eastAsia="pt-BR"/>
-          <w14:ligatures w14:val="none"/>
-        </w:rPr>
-        <w:t>A</w:t>
-      </w:r>
-      <w:proofErr w:type="spellEnd"/>
-      <w:r>
-        <w:rPr>
-          <w:rFonts w:ascii="Arial" w:eastAsia="Times New Roman" w:hAnsi="Arial" w:cs="Arial"/>
-          <w:kern w:val="0"/>
-          <w:lang w:eastAsia="pt-BR"/>
-          <w14:ligatures w14:val="none"/>
-        </w:rPr>
-        <w:t xml:space="preserve"> cada ciclo de </w:t>
+      <w:r>
+        <w:rPr>
+          <w:rFonts w:ascii="Arial" w:eastAsia="Times New Roman" w:hAnsi="Arial" w:cs="Arial"/>
+          <w:kern w:val="0"/>
+          <w:lang w:eastAsia="pt-BR"/>
+          <w14:ligatures w14:val="none"/>
+        </w:rPr>
+        <w:t xml:space="preserve">A cada ciclo de </w:t>
       </w:r>
       <w:proofErr w:type="spellStart"/>
       <w:r>
@@ -3123,7 +2945,18 @@
           <w:lang w:eastAsia="pt-BR"/>
           <w14:ligatures w14:val="none"/>
         </w:rPr>
-        <w:t>5.5 Geração do sinal NRZ-L</w:t>
+        <w:t>4</w:t>
+      </w:r>
+      <w:r>
+        <w:rPr>
+          <w:rFonts w:ascii="Arial" w:eastAsia="Times New Roman" w:hAnsi="Arial" w:cs="Arial"/>
+          <w:b/>
+          <w:bCs/>
+          <w:kern w:val="0"/>
+          <w:lang w:eastAsia="pt-BR"/>
+          <w14:ligatures w14:val="none"/>
+        </w:rPr>
+        <w:t>.5 Geração do sinal NRZ-L</w:t>
       </w:r>
     </w:p>
     <w:p>
@@ -3374,7 +3207,18 @@
           <w:lang w:eastAsia="pt-BR"/>
           <w14:ligatures w14:val="none"/>
         </w:rPr>
-        <w:t>6. Mapeamento Físico na FPGA</w:t>
+        <w:t>5</w:t>
+      </w:r>
+      <w:r>
+        <w:rPr>
+          <w:rFonts w:ascii="Arial" w:eastAsia="Times New Roman" w:hAnsi="Arial" w:cs="Arial"/>
+          <w:b/>
+          <w:bCs/>
+          <w:kern w:val="36"/>
+          <w:lang w:eastAsia="pt-BR"/>
+          <w14:ligatures w14:val="none"/>
+        </w:rPr>
+        <w:t>. Mapeamento Físico na FPGA</w:t>
       </w:r>
     </w:p>
     <w:p>
@@ -3394,7 +3238,6 @@
           <w:lang w:eastAsia="pt-BR"/>
           <w14:ligatures w14:val="none"/>
         </w:rPr>
-        <w:lastRenderedPageBreak/>
         <w:t>O projeto foi desenvolvido para a placa FPGA Basys3.</w:t>
       </w:r>
     </w:p>
@@ -3788,6 +3631,7 @@
                 <w:lang w:eastAsia="pt-BR"/>
                 <w14:ligatures w14:val="none"/>
               </w:rPr>
+              <w:lastRenderedPageBreak/>
               <w:t>Sinal</w:t>
             </w:r>
           </w:p>
@@ -4184,7 +4028,18 @@
           <w:lang w:eastAsia="pt-BR"/>
           <w14:ligatures w14:val="none"/>
         </w:rPr>
-        <w:t>7. Simulação</w:t>
+        <w:t>6</w:t>
+      </w:r>
+      <w:r>
+        <w:rPr>
+          <w:rFonts w:ascii="Arial" w:eastAsia="Times New Roman" w:hAnsi="Arial" w:cs="Arial"/>
+          <w:b/>
+          <w:bCs/>
+          <w:kern w:val="36"/>
+          <w:lang w:eastAsia="pt-BR"/>
+          <w14:ligatures w14:val="none"/>
+        </w:rPr>
+        <w:t>. Simulação</w:t>
       </w:r>
     </w:p>
     <w:p>
@@ -4603,8 +4458,18 @@
           <w:lang w:eastAsia="pt-BR"/>
           <w14:ligatures w14:val="none"/>
         </w:rPr>
-        <w:lastRenderedPageBreak/>
-        <w:t>8. Dependências e Ambiente</w:t>
+        <w:t>7</w:t>
+      </w:r>
+      <w:r>
+        <w:rPr>
+          <w:rFonts w:ascii="Arial" w:eastAsia="Times New Roman" w:hAnsi="Arial" w:cs="Arial"/>
+          <w:b/>
+          <w:bCs/>
+          <w:kern w:val="36"/>
+          <w:lang w:eastAsia="pt-BR"/>
+          <w14:ligatures w14:val="none"/>
+        </w:rPr>
+        <w:t>. Dependências e Ambiente</w:t>
       </w:r>
     </w:p>
     <w:p>
@@ -5096,6 +4961,7 @@
                 <w:lang w:eastAsia="pt-BR"/>
                 <w14:ligatures w14:val="none"/>
               </w:rPr>
+              <w:lastRenderedPageBreak/>
               <w:t>Clock</w:t>
             </w:r>
             <w:proofErr w:type="spellEnd"/>
@@ -5170,7 +5036,18 @@
           <w:lang w:eastAsia="pt-BR"/>
           <w14:ligatures w14:val="none"/>
         </w:rPr>
-        <w:t>9. Organização dos Arquivos</w:t>
+        <w:t>8</w:t>
+      </w:r>
+      <w:r>
+        <w:rPr>
+          <w:rFonts w:ascii="Arial" w:eastAsia="Times New Roman" w:hAnsi="Arial" w:cs="Arial"/>
+          <w:b/>
+          <w:bCs/>
+          <w:kern w:val="36"/>
+          <w:lang w:eastAsia="pt-BR"/>
+          <w14:ligatures w14:val="none"/>
+        </w:rPr>
+        <w:t>. Organização dos Arquivos</w:t>
       </w:r>
     </w:p>
     <w:tbl>
@@ -5575,7 +5452,18 @@
           <w:lang w:eastAsia="pt-BR"/>
           <w14:ligatures w14:val="none"/>
         </w:rPr>
-        <w:t>10. Considerações Finais</w:t>
+        <w:t>9</w:t>
+      </w:r>
+      <w:r>
+        <w:rPr>
+          <w:rFonts w:ascii="Arial" w:eastAsia="Times New Roman" w:hAnsi="Arial" w:cs="Arial"/>
+          <w:b/>
+          <w:bCs/>
+          <w:kern w:val="36"/>
+          <w:lang w:eastAsia="pt-BR"/>
+          <w14:ligatures w14:val="none"/>
+        </w:rPr>
+        <w:t>. Considerações Finais</w:t>
       </w:r>
     </w:p>
     <w:p>

--- a/nrz_l/docs/documentacao_projeto.docx
+++ b/nrz_l/docs/documentacao_projeto.docx
@@ -433,17 +433,15 @@
         </w:rPr>
         <w:t xml:space="preserve"> síncrono da FPGA e pela temporização configurável através de um contador interno. O sistema também utiliza um botão físico para iniciar ou interromper a transmissão da sequência capturada nos switches.</w:t>
       </w:r>
-    </w:p>
-    <w:p>
-      <w:pPr>
-        <w:spacing w:before="100" w:beforeAutospacing="1" w:after="100" w:afterAutospacing="1" w:line="240" w:lineRule="auto"/>
-        <w:rPr>
-          <w:rFonts w:ascii="Arial" w:eastAsia="Times New Roman" w:hAnsi="Arial" w:cs="Arial"/>
-          <w:kern w:val="0"/>
-          <w:lang w:eastAsia="pt-BR"/>
-          <w14:ligatures w14:val="none"/>
-        </w:rPr>
-      </w:pPr>
+      <w:r>
+        <w:rPr>
+          <w:rFonts w:ascii="Arial" w:eastAsia="Times New Roman" w:hAnsi="Arial" w:cs="Arial"/>
+          <w:kern w:val="0"/>
+          <w:lang w:eastAsia="pt-BR"/>
+          <w14:ligatures w14:val="none"/>
+        </w:rPr>
+        <w:t xml:space="preserve"> </w:t>
+      </w:r>
       <w:r>
         <w:rPr>
           <w:rFonts w:ascii="Arial" w:eastAsia="Times New Roman" w:hAnsi="Arial" w:cs="Arial"/>
@@ -456,14 +454,95 @@
     </w:p>
     <w:p>
       <w:pPr>
+        <w:pStyle w:val="Legenda"/>
+        <w:keepNext/>
+        <w:jc w:val="center"/>
+      </w:pPr>
+      <w:r>
+        <w:t xml:space="preserve">Figura </w:t>
+      </w:r>
+      <w:fldSimple w:instr=" SEQ Figura \* ARABIC ">
+        <w:r>
+          <w:rPr>
+            <w:noProof/>
+          </w:rPr>
+          <w:t>1</w:t>
+        </w:r>
+      </w:fldSimple>
+      <w:r>
+        <w:t xml:space="preserve"> - Diagrama do circuito do NRZ-L</w:t>
+      </w:r>
+    </w:p>
+    <w:p>
+      <w:pPr>
+        <w:keepNext/>
         <w:spacing w:after="0" w:line="240" w:lineRule="auto"/>
-        <w:rPr>
-          <w:rFonts w:ascii="Arial" w:eastAsia="Times New Roman" w:hAnsi="Arial" w:cs="Arial"/>
-          <w:kern w:val="0"/>
-          <w:lang w:eastAsia="pt-BR"/>
-          <w14:ligatures w14:val="none"/>
-        </w:rPr>
-      </w:pPr>
+        <w:jc w:val="center"/>
+      </w:pPr>
+      <w:r>
+        <w:rPr>
+          <w:rFonts w:ascii="Arial" w:eastAsia="Times New Roman" w:hAnsi="Arial" w:cs="Arial"/>
+          <w:noProof/>
+          <w:kern w:val="0"/>
+          <w:lang w:eastAsia="pt-BR"/>
+        </w:rPr>
+        <w:drawing>
+          <wp:inline distT="0" distB="0" distL="0" distR="0" wp14:anchorId="1541C811" wp14:editId="5CB5B2D7">
+            <wp:extent cx="4106333" cy="2737394"/>
+            <wp:effectExtent l="0" t="0" r="0" b="6350"/>
+            <wp:docPr id="857620025" name="Imagem 1"/>
+            <wp:cNvGraphicFramePr>
+              <a:graphicFrameLocks xmlns:a="http://schemas.openxmlformats.org/drawingml/2006/main" noChangeAspect="1"/>
+            </wp:cNvGraphicFramePr>
+            <a:graphic xmlns:a="http://schemas.openxmlformats.org/drawingml/2006/main">
+              <a:graphicData uri="http://schemas.openxmlformats.org/drawingml/2006/picture">
+                <pic:pic xmlns:pic="http://schemas.openxmlformats.org/drawingml/2006/picture">
+                  <pic:nvPicPr>
+                    <pic:cNvPr id="857620025" name="Imagem 857620025"/>
+                    <pic:cNvPicPr/>
+                  </pic:nvPicPr>
+                  <pic:blipFill>
+                    <a:blip r:embed="rId5" cstate="print">
+                      <a:extLst>
+                        <a:ext uri="{28A0092B-C50C-407E-A947-70E740481C1C}">
+                          <a14:useLocalDpi xmlns:a14="http://schemas.microsoft.com/office/drawing/2010/main" val="0"/>
+                        </a:ext>
+                      </a:extLst>
+                    </a:blip>
+                    <a:stretch>
+                      <a:fillRect/>
+                    </a:stretch>
+                  </pic:blipFill>
+                  <pic:spPr>
+                    <a:xfrm>
+                      <a:off x="0" y="0"/>
+                      <a:ext cx="4213084" cy="2808557"/>
+                    </a:xfrm>
+                    <a:prstGeom prst="rect">
+                      <a:avLst/>
+                    </a:prstGeom>
+                  </pic:spPr>
+                </pic:pic>
+              </a:graphicData>
+            </a:graphic>
+          </wp:inline>
+        </w:drawing>
+      </w:r>
+    </w:p>
+    <w:p>
+      <w:pPr>
+        <w:pStyle w:val="Legenda"/>
+        <w:jc w:val="center"/>
+        <w:rPr>
+          <w:rFonts w:ascii="Arial" w:eastAsia="Times New Roman" w:hAnsi="Arial" w:cs="Arial"/>
+          <w:kern w:val="0"/>
+          <w:lang w:eastAsia="pt-BR"/>
+          <w14:ligatures w14:val="none"/>
+        </w:rPr>
+      </w:pPr>
+      <w:r>
+        <w:t>Fonte: própria</w:t>
+      </w:r>
     </w:p>
     <w:p>
       <w:pPr>
@@ -604,6 +683,7 @@
                 <w:lang w:eastAsia="pt-BR"/>
                 <w14:ligatures w14:val="none"/>
               </w:rPr>
+              <w:lastRenderedPageBreak/>
               <w:t>Porta</w:t>
             </w:r>
           </w:p>
@@ -1346,7 +1426,6 @@
           <w:lang w:eastAsia="pt-BR"/>
           <w14:ligatures w14:val="none"/>
         </w:rPr>
-        <w:lastRenderedPageBreak/>
         <w:t xml:space="preserve">O projeto utiliza um </w:t>
       </w:r>
       <w:proofErr w:type="spellStart"/>
@@ -2151,6 +2230,7 @@
           <w:lang w:eastAsia="pt-BR"/>
           <w14:ligatures w14:val="none"/>
         </w:rPr>
+        <w:lastRenderedPageBreak/>
         <w:t>detecção de borda (</w:t>
       </w:r>
       <w:proofErr w:type="spellStart"/>
@@ -2617,7 +2697,6 @@
           <w:lang w:eastAsia="pt-BR"/>
           <w14:ligatures w14:val="none"/>
         </w:rPr>
-        <w:lastRenderedPageBreak/>
         <w:t>segundo acionamento: interrompe transmissão;</w:t>
       </w:r>
     </w:p>
@@ -3238,6 +3317,7 @@
           <w:lang w:eastAsia="pt-BR"/>
           <w14:ligatures w14:val="none"/>
         </w:rPr>
+        <w:lastRenderedPageBreak/>
         <w:t>O projeto foi desenvolvido para a placa FPGA Basys3.</w:t>
       </w:r>
     </w:p>
@@ -3631,7 +3711,6 @@
                 <w:lang w:eastAsia="pt-BR"/>
                 <w14:ligatures w14:val="none"/>
               </w:rPr>
-              <w:lastRenderedPageBreak/>
               <w:t>Sinal</w:t>
             </w:r>
           </w:p>
@@ -4458,6 +4537,7 @@
           <w:lang w:eastAsia="pt-BR"/>
           <w14:ligatures w14:val="none"/>
         </w:rPr>
+        <w:lastRenderedPageBreak/>
         <w:t>7</w:t>
       </w:r>
       <w:r>
@@ -4961,7 +5041,6 @@
                 <w:lang w:eastAsia="pt-BR"/>
                 <w14:ligatures w14:val="none"/>
               </w:rPr>
-              <w:lastRenderedPageBreak/>
               <w:t>Clock</w:t>
             </w:r>
             <w:proofErr w:type="spellEnd"/>
@@ -7891,6 +7970,25 @@
       </w:tblBorders>
     </w:tblPr>
   </w:style>
+  <w:style w:type="paragraph" w:styleId="Legenda">
+    <w:name w:val="caption"/>
+    <w:basedOn w:val="Normal"/>
+    <w:next w:val="Normal"/>
+    <w:uiPriority w:val="35"/>
+    <w:unhideWhenUsed/>
+    <w:qFormat/>
+    <w:rsid w:val="00537286"/>
+    <w:pPr>
+      <w:spacing w:after="200" w:line="240" w:lineRule="auto"/>
+    </w:pPr>
+    <w:rPr>
+      <w:i/>
+      <w:iCs/>
+      <w:color w:val="0E2841" w:themeColor="text2"/>
+      <w:sz w:val="18"/>
+      <w:szCs w:val="18"/>
+    </w:rPr>
+  </w:style>
 </w:styles>
 </file>
 
